--- a/DBTUNING/ch17_성능개선방법론과긴급대응/ch17_실습문제_추가서술형_정답.docx
+++ b/DBTUNING/ch17_성능개선방법론과긴급대응/ch17_실습문제_추가서술형_정답.docx
@@ -13,7 +13,7 @@
           <w:color w:val="365F91"/>
           <w:sz w:val="28"/>
         </w:rPr>
-        <w:t>제3장  성능 개선 방법론과 긴급 대응 — 추가 실습문제 정답(모범답안 및 채점포인트)</w:t>
+        <w:t>제ch17  성능 개선 방법론과 긴급 대응 — 추가 실습문제 정답(모범답안 및 채점포인트)</w:t>
       </w:r>
     </w:p>
     <w:p>
@@ -216,7 +216,7 @@
           <w:rFonts w:ascii="맑은 고딕" w:hAnsi="맑은 고딕" w:eastAsia="맑은 고딕"/>
           <w:sz w:val="21"/>
         </w:rPr>
-        <w:t>모범답안: 잠금은 데이터 일관성을 위한 오라클의 정상 동작이므로 없앨 수 없고 없애서도 안 된다. 경합의 진짜 원인은 트랜잭션 설계에 있다. 한 트랜잭션이 잠금을 오래 붙잡을수록, 특히 사용자 입력을 기다리며 커밋을 미룰수록 다른 세션의 대기가 길어진다. 따라서 근본 예방은 트랜잭션을 짧게 유지하고 사용자 대기 중에는 잠금을 쥐지 않도록 설계하는 것이다(2장).</w:t>
+        <w:t>모범답안: 잠금은 데이터 일관성을 위한 오라클의 정상 동작이므로 없앨 수 없고 없애서도 안 된다. 경합의 진짜 원인은 트랜잭션 설계에 있다. 한 트랜잭션이 잠금을 오래 붙잡을수록, 특히 사용자 입력을 기다리며 커밋을 미룰수록 다른 세션의 대기가 길어진다. 따라서 근본 예방은 트랜잭션을 짧게 유지하고 사용자 대기 중에는 잠금을 쥐지 않도록 설계하는 것이다(ch16).</w:t>
       </w:r>
     </w:p>
     <w:p>

--- a/DBTUNING/ch17_성능개선방법론과긴급대응/ch17_실습문제_추가서술형_정답.docx
+++ b/DBTUNING/ch17_성능개선방법론과긴급대응/ch17_실습문제_추가서술형_정답.docx
@@ -13,7 +13,7 @@
           <w:color w:val="365F91"/>
           <w:sz w:val="28"/>
         </w:rPr>
-        <w:t>제ch17  성능 개선 방법론과 긴급 대응 — 추가 실습문제 정답(모범답안 및 채점포인트)</w:t>
+        <w:t>ch17  성능 개선 방법론과 긴급 대응 — 추가 실습문제 정답(모범답안 및 채점포인트)</w:t>
       </w:r>
     </w:p>
     <w:p>
